--- a/docs/exams/ข้อสอบปลายภาคเรียน/69 31910-2018 การผลิตสื่อมัลติมีเดียสำหรับธุรกิจดิจิทัล.docx
+++ b/docs/exams/ข้อสอบปลายภาคเรียน/69 31910-2018 การผลิตสื่อมัลติมีเดียสำหรับธุรกิจดิจิทัล.docx
@@ -85,7 +85,9 @@
     <w:p>
       <w:pPr>
         <w:tabs>
-          <w:tab w:val="left" w:pos="3402"/>
+          <w:tab w:val="left" w:pos="851"/>
+          <w:tab w:val="left" w:pos="4820"/>
+          <w:tab w:val="left" w:pos="7371"/>
         </w:tabs>
         <w:jc w:val="left"/>
         <w:rPr>
@@ -93,6 +95,14 @@
           <w:bCs/>
         </w:rPr>
       </w:pPr>
+      <w:r>
+        <w:rPr>
+          <w:b/>
+          <w:bCs/>
+          <w:cs/>
+        </w:rPr>
+        <w:tab/>
+      </w:r>
       <w:r>
         <w:rPr>
           <w:rFonts w:hint="cs"/>
@@ -102,15 +112,14 @@
         </w:rPr>
         <w:t>ข้อสอบปลายภาคเรียนที่ 1/2569</w:t>
       </w:r>
-    </w:p>
-    <w:p>
-      <w:pPr>
-        <w:tabs>
-          <w:tab w:val="left" w:pos="3261"/>
-          <w:tab w:val="left" w:pos="6521"/>
-        </w:tabs>
-        <w:jc w:val="left"/>
-      </w:pPr>
+      <w:r>
+        <w:rPr>
+          <w:b/>
+          <w:bCs/>
+          <w:cs/>
+        </w:rPr>
+        <w:tab/>
+      </w:r>
       <w:r>
         <w:rPr>
           <w:rFonts w:hint="cs"/>
@@ -129,6 +138,19 @@
         </w:rPr>
         <w:t>ชั้นสูง</w:t>
       </w:r>
+    </w:p>
+    <w:p>
+      <w:pPr>
+        <w:tabs>
+          <w:tab w:val="left" w:pos="851"/>
+          <w:tab w:val="left" w:pos="4820"/>
+          <w:tab w:val="left" w:pos="7371"/>
+        </w:tabs>
+        <w:jc w:val="left"/>
+        <w:rPr>
+          <w:rFonts w:hint="cs"/>
+        </w:rPr>
+      </w:pPr>
       <w:r>
         <w:rPr>
           <w:b/>
@@ -160,24 +182,16 @@
         </w:rPr>
         <w:t>การผลิตสื่อมัลติมีเดียสำหรับธุรกิจดิจิทัล</w:t>
       </w:r>
-    </w:p>
-    <w:p>
-      <w:pPr>
-        <w:tabs>
-          <w:tab w:val="left" w:pos="2127"/>
-          <w:tab w:val="left" w:pos="4962"/>
-          <w:tab w:val="left" w:pos="8080"/>
-        </w:tabs>
-        <w:jc w:val="left"/>
+      <w:r>
+        <w:rPr>
+          <w:cs/>
+        </w:rPr>
+        <w:tab/>
+      </w:r>
+      <w:r>
         <w:rPr>
           <w:b/>
           <w:bCs/>
-        </w:rPr>
-      </w:pPr>
-      <w:r>
-        <w:rPr>
-          <w:b/>
-          <w:bCs/>
           <w:cs/>
         </w:rPr>
         <w:t xml:space="preserve">รหัสวิชา </w:t>
@@ -193,14 +207,6 @@
           <w:cs/>
         </w:rPr>
         <w:tab/>
-      </w:r>
-      <w:r>
-        <w:rPr>
-          <w:b/>
-          <w:bCs/>
-          <w:cs/>
-        </w:rPr>
-        <w:t>กลุ่มเรียน</w:t>
       </w:r>
       <w:r>
         <w:rPr>
@@ -209,106 +215,7 @@
           <w:bCs/>
           <w:cs/>
         </w:rPr>
-        <w:t xml:space="preserve"> </w:t>
-      </w:r>
-      <w:r>
-        <w:rPr>
-          <w:rFonts w:hint="cs"/>
-          <w:cs/>
-        </w:rPr>
-        <w:t>ส</w:t>
-      </w:r>
-      <w:r>
-        <w:rPr>
-          <w:rFonts w:hint="cs"/>
-          <w:cs/>
-        </w:rPr>
-        <w:t>ธจ.1/1</w:t>
-      </w:r>
-      <w:r>
-        <w:t>,</w:t>
-      </w:r>
-      <w:r>
-        <w:rPr>
-          <w:rFonts w:hint="cs"/>
-          <w:cs/>
-        </w:rPr>
-        <w:t xml:space="preserve"> </w:t>
-      </w:r>
-      <w:r>
-        <w:rPr>
-          <w:rFonts w:hint="cs"/>
-          <w:cs/>
-        </w:rPr>
-        <w:t>ส</w:t>
-      </w:r>
-      <w:r>
-        <w:rPr>
-          <w:rFonts w:hint="cs"/>
-          <w:cs/>
-        </w:rPr>
-        <w:t>ธจ.1/</w:t>
-      </w:r>
-      <w:r>
-        <w:rPr>
-          <w:rFonts w:hint="cs"/>
-          <w:cs/>
-        </w:rPr>
-        <w:t>2</w:t>
-      </w:r>
-      <w:r>
-        <w:rPr>
-          <w:b/>
-          <w:bCs/>
-          <w:cs/>
-        </w:rPr>
-        <w:tab/>
-        <w:t>แผนกวิชา</w:t>
-      </w:r>
-      <w:r>
-        <w:rPr>
-          <w:rFonts w:hint="cs"/>
-          <w:b/>
-          <w:bCs/>
-          <w:cs/>
-        </w:rPr>
-        <w:t xml:space="preserve"> </w:t>
-      </w:r>
-      <w:r>
-        <w:rPr>
-          <w:rFonts w:hint="cs"/>
-          <w:cs/>
-        </w:rPr>
-        <w:t>เทคโนโลยีธุรกิจดิจิทัล</w:t>
-      </w:r>
-      <w:r>
-        <w:rPr>
-          <w:cs/>
-        </w:rPr>
-        <w:tab/>
-      </w:r>
-      <w:r>
-        <w:rPr>
-          <w:rFonts w:hint="cs"/>
-          <w:b/>
-          <w:bCs/>
-          <w:cs/>
-        </w:rPr>
-        <w:t>ท-ป-น</w:t>
-      </w:r>
-      <w:r>
-        <w:rPr>
-          <w:rFonts w:hint="cs"/>
-          <w:cs/>
-        </w:rPr>
-        <w:t xml:space="preserve"> </w:t>
-      </w:r>
-      <w:r>
-        <w:rPr>
-          <w:rFonts w:hint="cs"/>
-          <w:cs/>
-        </w:rPr>
-        <w:t>2-2-3</w:t>
+        <w:t>จำนวน 3 หนาวยกิต</w:t>
       </w:r>
     </w:p>
     <w:p>
@@ -317,11 +224,22 @@
           <w:bottom w:val="single" w:sz="6" w:space="1" w:color="auto"/>
         </w:pBdr>
         <w:tabs>
+          <w:tab w:val="left" w:pos="851"/>
           <w:tab w:val="left" w:pos="3261"/>
+          <w:tab w:val="left" w:pos="4820"/>
           <w:tab w:val="left" w:pos="6521"/>
+          <w:tab w:val="left" w:pos="7371"/>
         </w:tabs>
         <w:jc w:val="left"/>
       </w:pPr>
+      <w:r>
+        <w:rPr>
+          <w:b/>
+          <w:bCs/>
+          <w:cs/>
+        </w:rPr>
+        <w:tab/>
+      </w:r>
       <w:r>
         <w:rPr>
           <w:rFonts w:hint="cs"/>
@@ -877,6 +795,7 @@
         <w:rPr>
           <w:cs/>
         </w:rPr>
+        <w:lastRenderedPageBreak/>
         <w:t>3. องค์ประกอบใดในสื่อมัลติมีเดียที่ใช้ประสาทสัมผัสในการได้ยิน และมีเสียงบรรยาย/ดนตรีช่วยให้สื่อมีความน่าสนใจกว่าตัวหนังสือเพียงอย่างเดียว</w:t>
       </w:r>
       <w:r>
